--- a/docs/evidence/briefings/sustainability-briefing-2026-10-12.docx
+++ b/docs/evidence/briefings/sustainability-briefing-2026-10-12.docx
@@ -620,6 +620,18 @@
           <w:color w:val="555555"/>
           <w:sz w:val="16"/>
         </w:rPr>
+        <w:t>https://www.tradecommissioner.gc.ca/en/trade-events-training/2026/10/textile-exchange-conference.html</w:t>
+      </w:r>
+    </w:p>
+    <w:p>
+      <w:pPr>
+        <w:spacing w:after="20"/>
+      </w:pPr>
+      <w:r>
+        <w:rPr>
+          <w:color w:val="555555"/>
+          <w:sz w:val="16"/>
+        </w:rPr>
         <w:t>https://textileexchange.org/conference-2026/</w:t>
       </w:r>
     </w:p>
@@ -803,6 +815,16 @@
           <w:sz w:val="20"/>
         </w:rPr>
         <w:t>All sources linked inline. Supplier-reported figures are flagged as such; verify test records and certification scope directly with the supplier before specifying or repeating.</w:t>
+      </w:r>
+    </w:p>
+    <w:p>
+      <w:r>
+        <w:rPr>
+          <w:i/>
+          <w:color w:val="555555"/>
+          <w:sz w:val="20"/>
+        </w:rPr>
+        <w:t>Source-availability note: two publishers cited above (Textile Exchange and Everest Group) block automated requests from this host with HTTP 403, so their pages could not be re-confirmed live at delivery time; their content was read during research. Where a claim rests on such a page, an alternate authoritative source is cited alongside it — the Vancouver conference dates, for example, are confirmed by the Canadian Trade Commissioner Service. Every other source returned HTTP 200 and is listed with its status in `claim-sources-2026-10-12.tsv` and `url-check-2026-10-12.txt`.</w:t>
       </w:r>
     </w:p>
     <w:sectPr>
